--- a/自學VScode製作一號隊友專屬網站.docx
+++ b/自學VScode製作一號隊友專屬網站.docx
@@ -577,7 +577,7 @@
         <w:pStyle w:val="a9"/>
         <w:ind w:left="360"/>
         <w:rPr>
-          <w:rFonts w:ascii="cwTeX 明體" w:eastAsia="cwTeX 明體" w:hAnsi="cwTeX 明體" w:hint="eastAsia"/>
+          <w:rFonts w:ascii="cwTeX 明體" w:eastAsia="cwTeX 明體" w:hAnsi="cwTeX 明體"/>
         </w:rPr>
       </w:pPr>
       <w:r>
@@ -592,6 +592,240 @@
         </w:rPr>
         <w:t>回到過去，我會跟自己說，你會做出一個讓自己驕傲很久的網站！</w:t>
       </w:r>
+    </w:p>
+    <w:p>
+      <w:pPr>
+        <w:pStyle w:val="a9"/>
+        <w:ind w:left="360"/>
+        <w:rPr>
+          <w:rFonts w:ascii="cwTeX 明體" w:eastAsia="cwTeX 明體" w:hAnsi="cwTeX 明體"/>
+        </w:rPr>
+      </w:pPr>
+    </w:p>
+    <w:p>
+      <w:pPr>
+        <w:pStyle w:val="a9"/>
+        <w:ind w:left="360"/>
+        <w:rPr>
+          <w:rFonts w:ascii="cwTeX 明體" w:eastAsia="cwTeX 明體" w:hAnsi="cwTeX 明體"/>
+        </w:rPr>
+      </w:pPr>
+    </w:p>
+    <w:p>
+      <w:pPr>
+        <w:pStyle w:val="a9"/>
+        <w:ind w:left="360"/>
+        <w:rPr>
+          <w:rFonts w:ascii="cwTeX 明體" w:eastAsia="cwTeX 明體" w:hAnsi="cwTeX 明體"/>
+        </w:rPr>
+      </w:pPr>
+    </w:p>
+    <w:p>
+      <w:pPr>
+        <w:pStyle w:val="a9"/>
+        <w:ind w:left="360"/>
+        <w:rPr>
+          <w:rFonts w:ascii="cwTeX 明體" w:eastAsia="cwTeX 明體" w:hAnsi="cwTeX 明體"/>
+        </w:rPr>
+      </w:pPr>
+    </w:p>
+    <w:p>
+      <w:pPr>
+        <w:pStyle w:val="a9"/>
+        <w:ind w:left="360"/>
+        <w:rPr>
+          <w:rFonts w:ascii="cwTeX 明體" w:eastAsia="cwTeX 明體" w:hAnsi="cwTeX 明體"/>
+        </w:rPr>
+      </w:pPr>
+    </w:p>
+    <w:p>
+      <w:pPr>
+        <w:pStyle w:val="a9"/>
+        <w:ind w:left="360"/>
+        <w:rPr>
+          <w:rFonts w:ascii="cwTeX 明體" w:eastAsia="cwTeX 明體" w:hAnsi="cwTeX 明體"/>
+        </w:rPr>
+      </w:pPr>
+    </w:p>
+    <w:p>
+      <w:pPr>
+        <w:pStyle w:val="a9"/>
+        <w:ind w:left="360"/>
+        <w:rPr>
+          <w:rFonts w:ascii="cwTeX 明體" w:eastAsia="cwTeX 明體" w:hAnsi="cwTeX 明體"/>
+        </w:rPr>
+      </w:pPr>
+    </w:p>
+    <w:p>
+      <w:pPr>
+        <w:pStyle w:val="a9"/>
+        <w:ind w:left="360"/>
+        <w:rPr>
+          <w:rFonts w:ascii="cwTeX 明體" w:eastAsia="cwTeX 明體" w:hAnsi="cwTeX 明體"/>
+        </w:rPr>
+      </w:pPr>
+    </w:p>
+    <w:p>
+      <w:pPr>
+        <w:pStyle w:val="a9"/>
+        <w:ind w:left="360"/>
+        <w:rPr>
+          <w:rFonts w:ascii="cwTeX 明體" w:eastAsia="cwTeX 明體" w:hAnsi="cwTeX 明體"/>
+        </w:rPr>
+      </w:pPr>
+    </w:p>
+    <w:p>
+      <w:pPr>
+        <w:pStyle w:val="a9"/>
+        <w:ind w:left="360"/>
+        <w:rPr>
+          <w:rFonts w:ascii="cwTeX 明體" w:eastAsia="cwTeX 明體" w:hAnsi="cwTeX 明體"/>
+        </w:rPr>
+      </w:pPr>
+    </w:p>
+    <w:p>
+      <w:pPr>
+        <w:pStyle w:val="a9"/>
+        <w:ind w:left="360"/>
+        <w:rPr>
+          <w:rFonts w:ascii="cwTeX 明體" w:eastAsia="cwTeX 明體" w:hAnsi="cwTeX 明體"/>
+        </w:rPr>
+      </w:pPr>
+    </w:p>
+    <w:p>
+      <w:pPr>
+        <w:pStyle w:val="a9"/>
+        <w:ind w:left="360"/>
+        <w:rPr>
+          <w:rFonts w:ascii="cwTeX 明體" w:eastAsia="cwTeX 明體" w:hAnsi="cwTeX 明體"/>
+        </w:rPr>
+      </w:pPr>
+    </w:p>
+    <w:p>
+      <w:pPr>
+        <w:pStyle w:val="a9"/>
+        <w:ind w:left="360"/>
+        <w:rPr>
+          <w:rFonts w:ascii="cwTeX 明體" w:eastAsia="cwTeX 明體" w:hAnsi="cwTeX 明體"/>
+        </w:rPr>
+      </w:pPr>
+    </w:p>
+    <w:p>
+      <w:pPr>
+        <w:pStyle w:val="a9"/>
+        <w:ind w:left="360"/>
+        <w:rPr>
+          <w:rFonts w:ascii="cwTeX 明體" w:eastAsia="cwTeX 明體" w:hAnsi="cwTeX 明體"/>
+        </w:rPr>
+      </w:pPr>
+    </w:p>
+    <w:p>
+      <w:pPr>
+        <w:pStyle w:val="a9"/>
+        <w:ind w:left="360"/>
+        <w:rPr>
+          <w:rFonts w:ascii="cwTeX 明體" w:eastAsia="cwTeX 明體" w:hAnsi="cwTeX 明體"/>
+        </w:rPr>
+      </w:pPr>
+    </w:p>
+    <w:p>
+      <w:pPr>
+        <w:pStyle w:val="a9"/>
+        <w:ind w:left="360"/>
+        <w:rPr>
+          <w:rFonts w:ascii="cwTeX 明體" w:eastAsia="cwTeX 明體" w:hAnsi="cwTeX 明體"/>
+        </w:rPr>
+      </w:pPr>
+    </w:p>
+    <w:p>
+      <w:pPr>
+        <w:pStyle w:val="a9"/>
+        <w:ind w:left="360"/>
+        <w:rPr>
+          <w:rFonts w:ascii="cwTeX 明體" w:eastAsia="cwTeX 明體" w:hAnsi="cwTeX 明體"/>
+        </w:rPr>
+      </w:pPr>
+    </w:p>
+    <w:p>
+      <w:pPr>
+        <w:pStyle w:val="a9"/>
+        <w:ind w:left="360"/>
+        <w:rPr>
+          <w:rFonts w:ascii="cwTeX 明體" w:eastAsia="cwTeX 明體" w:hAnsi="cwTeX 明體"/>
+        </w:rPr>
+      </w:pPr>
+    </w:p>
+    <w:p>
+      <w:pPr>
+        <w:pStyle w:val="a9"/>
+        <w:ind w:left="360"/>
+        <w:rPr>
+          <w:rFonts w:ascii="cwTeX 明體" w:eastAsia="cwTeX 明體" w:hAnsi="cwTeX 明體"/>
+        </w:rPr>
+      </w:pPr>
+    </w:p>
+    <w:p>
+      <w:pPr>
+        <w:pStyle w:val="a9"/>
+        <w:ind w:left="360"/>
+        <w:rPr>
+          <w:rFonts w:ascii="cwTeX 明體" w:eastAsia="cwTeX 明體" w:hAnsi="cwTeX 明體"/>
+        </w:rPr>
+      </w:pPr>
+    </w:p>
+    <w:p>
+      <w:pPr>
+        <w:pStyle w:val="a9"/>
+        <w:ind w:left="360"/>
+        <w:rPr>
+          <w:rFonts w:ascii="cwTeX 明體" w:eastAsia="cwTeX 明體" w:hAnsi="cwTeX 明體"/>
+        </w:rPr>
+      </w:pPr>
+    </w:p>
+    <w:p>
+      <w:pPr>
+        <w:pStyle w:val="a9"/>
+        <w:ind w:left="360"/>
+        <w:rPr>
+          <w:rFonts w:ascii="cwTeX 明體" w:eastAsia="cwTeX 明體" w:hAnsi="cwTeX 明體"/>
+        </w:rPr>
+      </w:pPr>
+    </w:p>
+    <w:p>
+      <w:pPr>
+        <w:pStyle w:val="a9"/>
+        <w:ind w:left="360"/>
+        <w:rPr>
+          <w:rFonts w:ascii="cwTeX 明體" w:eastAsia="cwTeX 明體" w:hAnsi="cwTeX 明體"/>
+        </w:rPr>
+      </w:pPr>
+    </w:p>
+    <w:p>
+      <w:pPr>
+        <w:pStyle w:val="a9"/>
+        <w:ind w:left="360"/>
+        <w:rPr>
+          <w:rFonts w:ascii="cwTeX 明體" w:eastAsia="cwTeX 明體" w:hAnsi="cwTeX 明體"/>
+        </w:rPr>
+      </w:pPr>
+    </w:p>
+    <w:p>
+      <w:pPr>
+        <w:pStyle w:val="a9"/>
+        <w:ind w:left="360"/>
+        <w:rPr>
+          <w:rFonts w:ascii="cwTeX 明體" w:eastAsia="cwTeX 明體" w:hAnsi="cwTeX 明體"/>
+        </w:rPr>
+      </w:pPr>
+    </w:p>
+    <w:p>
+      <w:pPr>
+        <w:pStyle w:val="a9"/>
+        <w:ind w:left="360"/>
+        <w:rPr>
+          <w:rFonts w:ascii="cwTeX 明體" w:eastAsia="cwTeX 明體" w:hAnsi="cwTeX 明體" w:hint="eastAsia"/>
+        </w:rPr>
+      </w:pPr>
     </w:p>
     <w:sectPr>
       <w:pgSz w:w="11906" w:h="16838"/>
